--- a/dokumentacja.docx
+++ b/dokumentacja.docx
@@ -3,16 +3,196 @@
 <w:document xmlns:ve="http://schemas.openxmlformats.org/markup-compatibility/2006" xmlns:o="urn:schemas-microsoft-com:office:office" xmlns:r="http://schemas.openxmlformats.org/officeDocument/2006/relationships" xmlns:m="http://schemas.openxmlformats.org/officeDocument/2006/math" xmlns:v="urn:schemas-microsoft-com:vml" xmlns:wp="http://schemas.openxmlformats.org/drawingml/2006/wordprocessingDrawing" xmlns:w10="urn:schemas-microsoft-com:office:word" xmlns:w="http://schemas.openxmlformats.org/wordprocessingml/2006/main" xmlns:wne="http://schemas.microsoft.com/office/word/2006/wordml">
   <w:body>
     <w:p>
-      <w:r>
-        <w:t>3 czerwca</w:t>
+      <w:pPr>
+        <w:rPr>
+          <w:rFonts w:ascii="Courier New" w:hAnsi="Courier New" w:cs="Courier New"/>
+          <w:b/>
+          <w:color w:val="E36C0A" w:themeColor="accent6" w:themeShade="BF"/>
+          <w:sz w:val="20"/>
+        </w:rPr>
+      </w:pPr>
+      <w:r>
+        <w:rPr>
+          <w:rFonts w:ascii="Courier New" w:hAnsi="Courier New" w:cs="Courier New"/>
+          <w:b/>
+          <w:color w:val="E36C0A" w:themeColor="accent6" w:themeShade="BF"/>
+          <w:sz w:val="20"/>
+        </w:rPr>
+        <w:t xml:space="preserve">VHS – k1mm0 </w:t>
       </w:r>
     </w:p>
     <w:p>
-      <w:r>
-        <w:t>Cele projektu:</w:t>
+      <w:pPr>
+        <w:pStyle w:val="Akapitzlist"/>
+        <w:rPr>
+          <w:rFonts w:ascii="Courier New" w:hAnsi="Courier New" w:cs="Courier New"/>
+          <w:color w:val="984806" w:themeColor="accent6" w:themeShade="80"/>
+          <w:sz w:val="20"/>
+        </w:rPr>
+      </w:pPr>
+      <w:r>
+        <w:rPr>
+          <w:rFonts w:ascii="Courier New" w:hAnsi="Courier New" w:cs="Courier New"/>
+          <w:color w:val="984806" w:themeColor="accent6" w:themeShade="80"/>
+          <w:sz w:val="20"/>
+        </w:rPr>
+        <w:t xml:space="preserve">W glownym zalozeniu projektu prawdopodobnie bedzie uzywane AI w celu rozszerzenia informaji autora oraz lepszej mobilnosi programu dla uzytkujacych. </w:t>
       </w:r>
     </w:p>
-    <w:p/>
+    <w:p>
+      <w:pPr>
+        <w:rPr>
+          <w:rFonts w:ascii="Courier New" w:hAnsi="Courier New" w:cs="Courier New"/>
+          <w:color w:val="17365D" w:themeColor="text2" w:themeShade="BF"/>
+          <w:sz w:val="20"/>
+        </w:rPr>
+      </w:pPr>
+    </w:p>
+    <w:p>
+      <w:pPr>
+        <w:rPr>
+          <w:rFonts w:ascii="Courier New" w:hAnsi="Courier New" w:cs="Courier New"/>
+          <w:color w:val="E36C0A" w:themeColor="accent6" w:themeShade="BF"/>
+          <w:sz w:val="18"/>
+        </w:rPr>
+      </w:pPr>
+      <w:r>
+        <w:rPr>
+          <w:rFonts w:ascii="Courier New" w:hAnsi="Courier New" w:cs="Courier New"/>
+          <w:b/>
+          <w:color w:val="E36C0A" w:themeColor="accent6" w:themeShade="BF"/>
+          <w:sz w:val="20"/>
+        </w:rPr>
+        <w:t>NAZWA PROJEKTU</w:t>
+      </w:r>
+      <w:r>
+        <w:rPr>
+          <w:rFonts w:ascii="Courier New" w:hAnsi="Courier New" w:cs="Courier New"/>
+          <w:color w:val="E36C0A" w:themeColor="accent6" w:themeShade="BF"/>
+          <w:sz w:val="20"/>
+        </w:rPr>
+        <w:t>: VHS</w:t>
+      </w:r>
+      <w:r>
+        <w:rPr>
+          <w:rFonts w:ascii="Courier New" w:hAnsi="Courier New" w:cs="Courier New"/>
+          <w:color w:val="E36C0A" w:themeColor="accent6" w:themeShade="BF"/>
+          <w:sz w:val="20"/>
+        </w:rPr>
+        <w:br/>
+      </w:r>
+      <w:r>
+        <w:rPr>
+          <w:rFonts w:ascii="Courier New" w:hAnsi="Courier New" w:cs="Courier New"/>
+          <w:b/>
+          <w:color w:val="E36C0A" w:themeColor="accent6" w:themeShade="BF"/>
+          <w:sz w:val="20"/>
+        </w:rPr>
+        <w:t>TYP:</w:t>
+      </w:r>
+      <w:r>
+        <w:rPr>
+          <w:rFonts w:ascii="Courier New" w:hAnsi="Courier New" w:cs="Courier New"/>
+          <w:color w:val="E36C0A" w:themeColor="accent6" w:themeShade="BF"/>
+          <w:sz w:val="20"/>
+        </w:rPr>
+        <w:t xml:space="preserve"> SUDOKU</w:t>
+      </w:r>
+      <w:r>
+        <w:rPr>
+          <w:rFonts w:ascii="Courier New" w:hAnsi="Courier New" w:cs="Courier New"/>
+          <w:color w:val="17365D" w:themeColor="text2" w:themeShade="BF"/>
+          <w:sz w:val="20"/>
+        </w:rPr>
+        <w:t xml:space="preserve"> </w:t>
+      </w:r>
+      <w:r>
+        <w:rPr>
+          <w:rFonts w:ascii="Courier New" w:hAnsi="Courier New" w:cs="Courier New"/>
+          <w:color w:val="E36C0A" w:themeColor="accent6" w:themeShade="BF"/>
+          <w:sz w:val="12"/>
+        </w:rPr>
+        <w:t>(nie mam planu i panikuje)</w:t>
+      </w:r>
+    </w:p>
+    <w:p>
+      <w:pPr>
+        <w:rPr>
+          <w:rFonts w:ascii="Courier New" w:hAnsi="Courier New" w:cs="Courier New"/>
+          <w:color w:val="943634" w:themeColor="accent2" w:themeShade="BF"/>
+          <w:sz w:val="18"/>
+        </w:rPr>
+      </w:pPr>
+      <w:r>
+        <w:rPr>
+          <w:rFonts w:ascii="Courier New" w:hAnsi="Courier New" w:cs="Courier New"/>
+          <w:color w:val="943634" w:themeColor="accent2" w:themeShade="BF"/>
+          <w:sz w:val="20"/>
+        </w:rPr>
+        <w:t>- 3 Czerwca – Konfiguracja oraz rozeznanie</w:t>
+      </w:r>
+      <w:r>
+        <w:rPr>
+          <w:rFonts w:ascii="Courier New" w:hAnsi="Courier New" w:cs="Courier New"/>
+          <w:color w:val="943634" w:themeColor="accent2" w:themeShade="BF"/>
+          <w:sz w:val="18"/>
+        </w:rPr>
+        <w:br/>
+      </w:r>
+      <w:r>
+        <w:rPr>
+          <w:rFonts w:ascii="Courier New" w:hAnsi="Courier New" w:cs="Courier New"/>
+          <w:color w:val="943634" w:themeColor="accent2" w:themeShade="BF"/>
+          <w:sz w:val="18"/>
+        </w:rPr>
+        <w:tab/>
+        <w:t>Na dobra sprawe</w:t>
+      </w:r>
+      <w:r>
+        <w:rPr>
+          <w:rFonts w:ascii="Courier New" w:hAnsi="Courier New" w:cs="Courier New"/>
+          <w:color w:val="943634" w:themeColor="accent2" w:themeShade="BF"/>
+          <w:sz w:val="18"/>
+        </w:rPr>
+        <w:t xml:space="preserve"> większość zawartości gry zostanie stworzona w  warunkach prywatnych w sekcji deweloperskiej (Wiekszosc rzeczy będzie robiona z komputera i maszyny prywatnej z uwagi na dostepnosc i sprzet w pracowni informatycznej w VILO.)</w:t>
+      </w:r>
+    </w:p>
+    <w:p>
+      <w:pPr>
+        <w:rPr>
+          <w:rFonts w:ascii="Courier New" w:hAnsi="Courier New" w:cs="Courier New"/>
+          <w:color w:val="943634" w:themeColor="accent2" w:themeShade="BF"/>
+          <w:sz w:val="18"/>
+        </w:rPr>
+      </w:pPr>
+      <w:r>
+        <w:rPr>
+          <w:rFonts w:ascii="Courier New" w:hAnsi="Courier New" w:cs="Courier New"/>
+          <w:color w:val="943634" w:themeColor="accent2" w:themeShade="BF"/>
+          <w:sz w:val="18"/>
+        </w:rPr>
+        <w:tab/>
+        <w:t>Glownym zalozeniem gdy jest glownie dopelnienie kwadratu 3x3 na planszy skladajacej się z 9 takich kwadratow. Zasady obowiazuja takie same (kiedys je napisze jak nie bede sie zastanawiac jak w ogole to zaczac w VSC).</w:t>
+      </w:r>
+    </w:p>
+    <w:p>
+      <w:pPr>
+        <w:rPr>
+          <w:rFonts w:ascii="Courier New" w:hAnsi="Courier New" w:cs="Courier New"/>
+          <w:color w:val="943634" w:themeColor="accent2" w:themeShade="BF"/>
+          <w:sz w:val="18"/>
+        </w:rPr>
+      </w:pPr>
+      <w:r>
+        <w:rPr>
+          <w:rFonts w:ascii="Courier New" w:hAnsi="Courier New" w:cs="Courier New"/>
+          <w:color w:val="943634" w:themeColor="accent2" w:themeShade="BF"/>
+          <w:sz w:val="18"/>
+        </w:rPr>
+        <w:tab/>
+        <w:t>[ TU WSTAW ZASADY GRY ]</w:t>
+      </w:r>
+    </w:p>
     <w:sectPr>
       <w:pgSz w:w="11906" w:h="16838"/>
       <w:pgMar w:top="1417" w:right="1417" w:bottom="1417" w:left="1417" w:header="708" w:footer="708" w:gutter="0"/>
@@ -21,6 +201,242 @@
     </w:sectPr>
   </w:body>
 </w:document>
+</file>
+
+<file path=word/numbering.xml><?xml version="1.0" encoding="utf-8"?>
+<w:numbering xmlns:ve="http://schemas.openxmlformats.org/markup-compatibility/2006" xmlns:o="urn:schemas-microsoft-com:office:office" xmlns:r="http://schemas.openxmlformats.org/officeDocument/2006/relationships" xmlns:m="http://schemas.openxmlformats.org/officeDocument/2006/math" xmlns:v="urn:schemas-microsoft-com:vml" xmlns:wp="http://schemas.openxmlformats.org/drawingml/2006/wordprocessingDrawing" xmlns:w10="urn:schemas-microsoft-com:office:word" xmlns:w="http://schemas.openxmlformats.org/wordprocessingml/2006/main" xmlns:wne="http://schemas.microsoft.com/office/word/2006/wordml">
+  <w:abstractNum w:abstractNumId="0">
+    <w:nsid w:val="17CF0E53"/>
+    <w:multiLevelType w:val="hybridMultilevel"/>
+    <w:tmpl w:val="F81E4ED4"/>
+    <w:lvl w:ilvl="0" w:tplc="F4866DF0">
+      <w:numFmt w:val="bullet"/>
+      <w:lvlText w:val=""/>
+      <w:lvlJc w:val="left"/>
+      <w:pPr>
+        <w:ind w:left="720" w:hanging="360"/>
+      </w:pPr>
+      <w:rPr>
+        <w:rFonts w:ascii="Wingdings" w:eastAsiaTheme="minorEastAsia" w:hAnsi="Wingdings" w:cs="Courier New" w:hint="default"/>
+      </w:rPr>
+    </w:lvl>
+    <w:lvl w:ilvl="1" w:tplc="04150003" w:tentative="1">
+      <w:start w:val="1"/>
+      <w:numFmt w:val="bullet"/>
+      <w:lvlText w:val="o"/>
+      <w:lvlJc w:val="left"/>
+      <w:pPr>
+        <w:ind w:left="1440" w:hanging="360"/>
+      </w:pPr>
+      <w:rPr>
+        <w:rFonts w:ascii="Courier New" w:hAnsi="Courier New" w:cs="Courier New" w:hint="default"/>
+      </w:rPr>
+    </w:lvl>
+    <w:lvl w:ilvl="2" w:tplc="04150005" w:tentative="1">
+      <w:start w:val="1"/>
+      <w:numFmt w:val="bullet"/>
+      <w:lvlText w:val=""/>
+      <w:lvlJc w:val="left"/>
+      <w:pPr>
+        <w:ind w:left="2160" w:hanging="360"/>
+      </w:pPr>
+      <w:rPr>
+        <w:rFonts w:ascii="Wingdings" w:hAnsi="Wingdings" w:hint="default"/>
+      </w:rPr>
+    </w:lvl>
+    <w:lvl w:ilvl="3" w:tplc="04150001" w:tentative="1">
+      <w:start w:val="1"/>
+      <w:numFmt w:val="bullet"/>
+      <w:lvlText w:val=""/>
+      <w:lvlJc w:val="left"/>
+      <w:pPr>
+        <w:ind w:left="2880" w:hanging="360"/>
+      </w:pPr>
+      <w:rPr>
+        <w:rFonts w:ascii="Symbol" w:hAnsi="Symbol" w:hint="default"/>
+      </w:rPr>
+    </w:lvl>
+    <w:lvl w:ilvl="4" w:tplc="04150003" w:tentative="1">
+      <w:start w:val="1"/>
+      <w:numFmt w:val="bullet"/>
+      <w:lvlText w:val="o"/>
+      <w:lvlJc w:val="left"/>
+      <w:pPr>
+        <w:ind w:left="3600" w:hanging="360"/>
+      </w:pPr>
+      <w:rPr>
+        <w:rFonts w:ascii="Courier New" w:hAnsi="Courier New" w:cs="Courier New" w:hint="default"/>
+      </w:rPr>
+    </w:lvl>
+    <w:lvl w:ilvl="5" w:tplc="04150005" w:tentative="1">
+      <w:start w:val="1"/>
+      <w:numFmt w:val="bullet"/>
+      <w:lvlText w:val=""/>
+      <w:lvlJc w:val="left"/>
+      <w:pPr>
+        <w:ind w:left="4320" w:hanging="360"/>
+      </w:pPr>
+      <w:rPr>
+        <w:rFonts w:ascii="Wingdings" w:hAnsi="Wingdings" w:hint="default"/>
+      </w:rPr>
+    </w:lvl>
+    <w:lvl w:ilvl="6" w:tplc="04150001" w:tentative="1">
+      <w:start w:val="1"/>
+      <w:numFmt w:val="bullet"/>
+      <w:lvlText w:val=""/>
+      <w:lvlJc w:val="left"/>
+      <w:pPr>
+        <w:ind w:left="5040" w:hanging="360"/>
+      </w:pPr>
+      <w:rPr>
+        <w:rFonts w:ascii="Symbol" w:hAnsi="Symbol" w:hint="default"/>
+      </w:rPr>
+    </w:lvl>
+    <w:lvl w:ilvl="7" w:tplc="04150003" w:tentative="1">
+      <w:start w:val="1"/>
+      <w:numFmt w:val="bullet"/>
+      <w:lvlText w:val="o"/>
+      <w:lvlJc w:val="left"/>
+      <w:pPr>
+        <w:ind w:left="5760" w:hanging="360"/>
+      </w:pPr>
+      <w:rPr>
+        <w:rFonts w:ascii="Courier New" w:hAnsi="Courier New" w:cs="Courier New" w:hint="default"/>
+      </w:rPr>
+    </w:lvl>
+    <w:lvl w:ilvl="8" w:tplc="04150005" w:tentative="1">
+      <w:start w:val="1"/>
+      <w:numFmt w:val="bullet"/>
+      <w:lvlText w:val=""/>
+      <w:lvlJc w:val="left"/>
+      <w:pPr>
+        <w:ind w:left="6480" w:hanging="360"/>
+      </w:pPr>
+      <w:rPr>
+        <w:rFonts w:ascii="Wingdings" w:hAnsi="Wingdings" w:hint="default"/>
+      </w:rPr>
+    </w:lvl>
+  </w:abstractNum>
+  <w:abstractNum w:abstractNumId="1">
+    <w:nsid w:val="4C3C5501"/>
+    <w:multiLevelType w:val="hybridMultilevel"/>
+    <w:tmpl w:val="80EED0EE"/>
+    <w:lvl w:ilvl="0" w:tplc="15B04B06">
+      <w:numFmt w:val="bullet"/>
+      <w:lvlText w:val=""/>
+      <w:lvlJc w:val="left"/>
+      <w:pPr>
+        <w:ind w:left="720" w:hanging="360"/>
+      </w:pPr>
+      <w:rPr>
+        <w:rFonts w:ascii="Wingdings" w:eastAsiaTheme="minorEastAsia" w:hAnsi="Wingdings" w:cs="Courier New" w:hint="default"/>
+        <w:color w:val="auto"/>
+      </w:rPr>
+    </w:lvl>
+    <w:lvl w:ilvl="1" w:tplc="04150003" w:tentative="1">
+      <w:start w:val="1"/>
+      <w:numFmt w:val="bullet"/>
+      <w:lvlText w:val="o"/>
+      <w:lvlJc w:val="left"/>
+      <w:pPr>
+        <w:ind w:left="1440" w:hanging="360"/>
+      </w:pPr>
+      <w:rPr>
+        <w:rFonts w:ascii="Courier New" w:hAnsi="Courier New" w:cs="Courier New" w:hint="default"/>
+      </w:rPr>
+    </w:lvl>
+    <w:lvl w:ilvl="2" w:tplc="04150005" w:tentative="1">
+      <w:start w:val="1"/>
+      <w:numFmt w:val="bullet"/>
+      <w:lvlText w:val=""/>
+      <w:lvlJc w:val="left"/>
+      <w:pPr>
+        <w:ind w:left="2160" w:hanging="360"/>
+      </w:pPr>
+      <w:rPr>
+        <w:rFonts w:ascii="Wingdings" w:hAnsi="Wingdings" w:hint="default"/>
+      </w:rPr>
+    </w:lvl>
+    <w:lvl w:ilvl="3" w:tplc="04150001" w:tentative="1">
+      <w:start w:val="1"/>
+      <w:numFmt w:val="bullet"/>
+      <w:lvlText w:val=""/>
+      <w:lvlJc w:val="left"/>
+      <w:pPr>
+        <w:ind w:left="2880" w:hanging="360"/>
+      </w:pPr>
+      <w:rPr>
+        <w:rFonts w:ascii="Symbol" w:hAnsi="Symbol" w:hint="default"/>
+      </w:rPr>
+    </w:lvl>
+    <w:lvl w:ilvl="4" w:tplc="04150003" w:tentative="1">
+      <w:start w:val="1"/>
+      <w:numFmt w:val="bullet"/>
+      <w:lvlText w:val="o"/>
+      <w:lvlJc w:val="left"/>
+      <w:pPr>
+        <w:ind w:left="3600" w:hanging="360"/>
+      </w:pPr>
+      <w:rPr>
+        <w:rFonts w:ascii="Courier New" w:hAnsi="Courier New" w:cs="Courier New" w:hint="default"/>
+      </w:rPr>
+    </w:lvl>
+    <w:lvl w:ilvl="5" w:tplc="04150005" w:tentative="1">
+      <w:start w:val="1"/>
+      <w:numFmt w:val="bullet"/>
+      <w:lvlText w:val=""/>
+      <w:lvlJc w:val="left"/>
+      <w:pPr>
+        <w:ind w:left="4320" w:hanging="360"/>
+      </w:pPr>
+      <w:rPr>
+        <w:rFonts w:ascii="Wingdings" w:hAnsi="Wingdings" w:hint="default"/>
+      </w:rPr>
+    </w:lvl>
+    <w:lvl w:ilvl="6" w:tplc="04150001" w:tentative="1">
+      <w:start w:val="1"/>
+      <w:numFmt w:val="bullet"/>
+      <w:lvlText w:val=""/>
+      <w:lvlJc w:val="left"/>
+      <w:pPr>
+        <w:ind w:left="5040" w:hanging="360"/>
+      </w:pPr>
+      <w:rPr>
+        <w:rFonts w:ascii="Symbol" w:hAnsi="Symbol" w:hint="default"/>
+      </w:rPr>
+    </w:lvl>
+    <w:lvl w:ilvl="7" w:tplc="04150003" w:tentative="1">
+      <w:start w:val="1"/>
+      <w:numFmt w:val="bullet"/>
+      <w:lvlText w:val="o"/>
+      <w:lvlJc w:val="left"/>
+      <w:pPr>
+        <w:ind w:left="5760" w:hanging="360"/>
+      </w:pPr>
+      <w:rPr>
+        <w:rFonts w:ascii="Courier New" w:hAnsi="Courier New" w:cs="Courier New" w:hint="default"/>
+      </w:rPr>
+    </w:lvl>
+    <w:lvl w:ilvl="8" w:tplc="04150005" w:tentative="1">
+      <w:start w:val="1"/>
+      <w:numFmt w:val="bullet"/>
+      <w:lvlText w:val=""/>
+      <w:lvlJc w:val="left"/>
+      <w:pPr>
+        <w:ind w:left="6480" w:hanging="360"/>
+      </w:pPr>
+      <w:rPr>
+        <w:rFonts w:ascii="Wingdings" w:hAnsi="Wingdings" w:hint="default"/>
+      </w:rPr>
+    </w:lvl>
+  </w:abstractNum>
+  <w:num w:numId="1">
+    <w:abstractNumId w:val="1"/>
+  </w:num>
+  <w:num w:numId="2">
+    <w:abstractNumId w:val="0"/>
+  </w:num>
+</w:numbering>
 </file>
 
 <file path=word/styles.xml><?xml version="1.0" encoding="utf-8"?>
@@ -182,6 +598,7 @@
   <w:style w:type="paragraph" w:default="1" w:styleId="Normalny">
     <w:name w:val="Normal"/>
     <w:qFormat/>
+    <w:rsid w:val="001118F3"/>
   </w:style>
   <w:style w:type="character" w:default="1" w:styleId="Domylnaczcionkaakapitu">
     <w:name w:val="Default Paragraph Font"/>
@@ -210,6 +627,17 @@
     <w:uiPriority w:val="99"/>
     <w:semiHidden/>
     <w:unhideWhenUsed/>
+  </w:style>
+  <w:style w:type="paragraph" w:styleId="Akapitzlist">
+    <w:name w:val="List Paragraph"/>
+    <w:basedOn w:val="Normalny"/>
+    <w:uiPriority w:val="34"/>
+    <w:qFormat/>
+    <w:rsid w:val="00247906"/>
+    <w:pPr>
+      <w:ind w:left="720"/>
+      <w:contextualSpacing/>
+    </w:pPr>
   </w:style>
 </w:styles>
 </file>
